--- a/Assignments/GE M01 Programming Fundamentals and Tools S26.docx
+++ b/Assignments/GE M01 Programming Fundamentals and Tools S26.docx
@@ -1041,15 +1041,7 @@
               <w:ind w:left="0"/>
             </w:pPr>
             <w:r>
-              <w:t xml:space="preserve">1 Listen to this </w:t>
-            </w:r>
-            <w:proofErr w:type="gramStart"/>
-            <w:r>
-              <w:t>30 minute</w:t>
-            </w:r>
-            <w:proofErr w:type="gramEnd"/>
-            <w:r>
-              <w:t xml:space="preserve"> podcast  </w:t>
+              <w:t xml:space="preserve">1 Listen to this 30 minute podcast  </w:t>
             </w:r>
             <w:hyperlink r:id="rId9">
               <w:r>
@@ -2333,6 +2325,7 @@
             </w:pPr>
             <w:r>
               <w:rPr>
+                <w:noProof/>
                 <w:lang w:val="en-US"/>
               </w:rPr>
               <w:drawing>
@@ -4071,7 +4064,15 @@
             </w:r>
             <w:proofErr w:type="spellEnd"/>
             <w:r>
-              <w:t xml:space="preserve"> and how its really used. </w:t>
+              <w:t xml:space="preserve"> and how </w:t>
+            </w:r>
+            <w:proofErr w:type="spellStart"/>
+            <w:r>
+              <w:t>its</w:t>
+            </w:r>
+            <w:proofErr w:type="spellEnd"/>
+            <w:r>
+              <w:t xml:space="preserve"> really used. </w:t>
             </w:r>
             <w:proofErr w:type="gramStart"/>
             <w:r>
@@ -6225,11 +6226,14 @@
   <w:style w:type="character" w:default="1" w:styleId="DefaultParagraphFont">
     <w:name w:val="Default Paragraph Font"/>
     <w:uiPriority w:val="1"/>
+    <w:semiHidden/>
     <w:unhideWhenUsed/>
   </w:style>
   <w:style w:type="table" w:default="1" w:styleId="TableNormal">
     <w:name w:val="Normal Table"/>
     <w:uiPriority w:val="99"/>
+    <w:semiHidden/>
+    <w:unhideWhenUsed/>
     <w:tblPr>
       <w:tblInd w:w="0" w:type="dxa"/>
       <w:tblCellMar>

--- a/Assignments/GE M01 Programming Fundamentals and Tools S26.docx
+++ b/Assignments/GE M01 Programming Fundamentals and Tools S26.docx
@@ -770,6 +770,9 @@
       <w:bookmarkStart w:id="1" w:name="_aag6fjszy8ci" w:colFirst="0" w:colLast="0"/>
       <w:bookmarkEnd w:id="1"/>
       <w:r>
+        <w:rPr>
+          <w:highlight w:val="yellow"/>
+        </w:rPr>
         <w:t>Part 0 Learning and Collaborating Reflection</w:t>
       </w:r>
     </w:p>
@@ -801,7 +804,13 @@
       <w:bookmarkStart w:id="2" w:name="_lqyf4t35cibn" w:colFirst="0" w:colLast="0"/>
       <w:bookmarkEnd w:id="2"/>
       <w:r>
-        <w:t xml:space="preserve">0.1 Working on Teams  </w:t>
+        <w:rPr>
+          <w:highlight w:val="yellow"/>
+        </w:rPr>
+        <w:t>0.1 Working on Teams</w:t>
+      </w:r>
+      <w:r>
+        <w:t xml:space="preserve">  </w:t>
       </w:r>
     </w:p>
     <w:p>
@@ -950,8 +959,14 @@
       <w:bookmarkStart w:id="3" w:name="_kb76jqkjxmf8" w:colFirst="0" w:colLast="0"/>
       <w:bookmarkEnd w:id="3"/>
       <w:r>
+        <w:rPr>
+          <w:highlight w:val="yellow"/>
+        </w:rPr>
         <w:lastRenderedPageBreak/>
-        <w:t xml:space="preserve">0.2 Learning How to Learn </w:t>
+        <w:t>0.2 Learning How to Learn</w:t>
+      </w:r>
+      <w:r>
+        <w:t xml:space="preserve"> </w:t>
       </w:r>
     </w:p>
     <w:p>
@@ -1290,6 +1305,9 @@
       <w:bookmarkStart w:id="4" w:name="_h4uc12z275ys" w:colFirst="0" w:colLast="0"/>
       <w:bookmarkEnd w:id="4"/>
       <w:r>
+        <w:rPr>
+          <w:highlight w:val="yellow"/>
+        </w:rPr>
         <w:t>0.3 Algorithms</w:t>
       </w:r>
     </w:p>
@@ -1707,15 +1725,7 @@
     <w:p/>
     <w:p>
       <w:r>
-        <w:t xml:space="preserve">You will update </w:t>
-      </w:r>
-      <w:proofErr w:type="gramStart"/>
-      <w:r>
-        <w:t>your  technical</w:t>
-      </w:r>
-      <w:proofErr w:type="gramEnd"/>
-      <w:r>
-        <w:t xml:space="preserve"> document to have it as a resource for your projects, quizzes, future reference and resume.</w:t>
+        <w:t>You will update your technical document to have it as a resource for your projects, quizzes, future reference and resume.</w:t>
       </w:r>
     </w:p>
     <w:p>
@@ -2538,6 +2548,43 @@
             <w:pPr>
               <w:ind w:left="0"/>
             </w:pPr>
+            <w:r>
+              <w:drawing>
+                <wp:inline distT="0" distB="0" distL="0" distR="0" wp14:anchorId="024C7C65" wp14:editId="37DF11AB">
+                  <wp:extent cx="4777740" cy="2871173"/>
+                  <wp:effectExtent l="0" t="0" r="3810" b="5715"/>
+                  <wp:docPr id="140295967" name="Picture 1"/>
+                  <wp:cNvGraphicFramePr>
+                    <a:graphicFrameLocks xmlns:a="http://schemas.openxmlformats.org/drawingml/2006/main" noChangeAspect="1"/>
+                  </wp:cNvGraphicFramePr>
+                  <a:graphic xmlns:a="http://schemas.openxmlformats.org/drawingml/2006/main">
+                    <a:graphicData uri="http://schemas.openxmlformats.org/drawingml/2006/picture">
+                      <pic:pic xmlns:pic="http://schemas.openxmlformats.org/drawingml/2006/picture">
+                        <pic:nvPicPr>
+                          <pic:cNvPr id="140295967" name=""/>
+                          <pic:cNvPicPr/>
+                        </pic:nvPicPr>
+                        <pic:blipFill>
+                          <a:blip r:embed="rId28"/>
+                          <a:stretch>
+                            <a:fillRect/>
+                          </a:stretch>
+                        </pic:blipFill>
+                        <pic:spPr>
+                          <a:xfrm>
+                            <a:off x="0" y="0"/>
+                            <a:ext cx="4796288" cy="2882319"/>
+                          </a:xfrm>
+                          <a:prstGeom prst="rect">
+                            <a:avLst/>
+                          </a:prstGeom>
+                        </pic:spPr>
+                      </pic:pic>
+                    </a:graphicData>
+                  </a:graphic>
+                </wp:inline>
+              </w:drawing>
+            </w:r>
           </w:p>
           <w:p>
             <w:pPr>
@@ -2552,6 +2599,7 @@
               <w:ind w:left="0"/>
             </w:pPr>
             <w:r>
+              <w:lastRenderedPageBreak/>
               <w:t xml:space="preserve">I used </w:t>
             </w:r>
             <w:proofErr w:type="gramStart"/>
@@ -2614,6 +2662,7 @@
               <w:ind w:left="0"/>
             </w:pPr>
             <w:r>
+              <w:lastRenderedPageBreak/>
               <w:t xml:space="preserve">4. Take a screenshot to show your GuessNumber.java file in your repo on the </w:t>
             </w:r>
             <w:proofErr w:type="spellStart"/>
@@ -2714,7 +2763,7 @@
         </w:rPr>
         <w:t xml:space="preserve">Use the </w:t>
       </w:r>
-      <w:hyperlink r:id="rId28" w:anchor="slide=id.g3782023f337_0_284">
+      <w:hyperlink r:id="rId29" w:anchor="slide=id.g3782023f337_0_284">
         <w:r>
           <w:rPr>
             <w:color w:val="0000FF"/>
@@ -3201,7 +3250,11 @@
         </w:numPr>
       </w:pPr>
       <w:r>
-        <w:t xml:space="preserve">Use constants for percentage weights and variables for your category grades and final grade.  Do not hardcode values in your expression to calculate your final grade. Example of hardcoding (.15 * 95) + </w:t>
+        <w:t xml:space="preserve">Use constants for percentage weights and variables for your category grades and final grade.  Do not hardcode values in your </w:t>
+      </w:r>
+      <w:r>
+        <w:lastRenderedPageBreak/>
+        <w:t xml:space="preserve">expression to calculate your final grade. Example of hardcoding (.15 * 95) + </w:t>
       </w:r>
       <w:proofErr w:type="gramStart"/>
       <w:r>
@@ -3551,7 +3604,6 @@
           <w:b/>
           <w:bCs/>
         </w:rPr>
-        <w:lastRenderedPageBreak/>
         <w:t xml:space="preserve">Working with Variables and Expressions: </w:t>
       </w:r>
       <w:r>
@@ -3678,54 +3730,28 @@
             <w:pPr>
               <w:spacing w:line="240" w:lineRule="auto"/>
               <w:ind w:left="0"/>
-            </w:pPr>
-            <w:r>
-              <w:t>1. Identify one specific challenge you faced in this exploration and what you did to overcome it.</w:t>
-            </w:r>
-            <w:r>
-              <w:t xml:space="preserve"> Being completely lost; going through all the material given to us including the slides and</w:t>
-            </w:r>
-            <w:r>
-              <w:t xml:space="preserve"> Java practice links. </w:t>
-            </w:r>
-            <w:r>
-              <w:t xml:space="preserve">I did ask ChatGPT because I was lost </w:t>
-            </w:r>
-            <w:r>
-              <w:t>when given some errors</w:t>
-            </w:r>
-            <w:r>
-              <w:t>. I would ask</w:t>
-            </w:r>
-            <w:r>
-              <w:t xml:space="preserve"> it to break down specific parts like “w</w:t>
-            </w:r>
-            <w:r>
-              <w:t>hat is the difference between a ‘string and ‘char</w:t>
-            </w:r>
-            <w:r>
-              <w:t>’</w:t>
-            </w:r>
-            <w:r>
-              <w:t xml:space="preserve">”. </w:t>
-            </w:r>
-          </w:p>
-          <w:p>
-            <w:pPr>
-              <w:widowControl w:val="0"/>
-              <w:pBdr>
-                <w:top w:val="nil"/>
-                <w:left w:val="nil"/>
-                <w:bottom w:val="nil"/>
-                <w:right w:val="nil"/>
-                <w:between w:val="nil"/>
-              </w:pBdr>
-              <w:spacing w:line="240" w:lineRule="auto"/>
-              <w:ind w:left="0"/>
               <w:rPr>
                 <w:rFonts w:ascii="Calibri" w:eastAsia="Calibri" w:hAnsi="Calibri" w:cs="Calibri"/>
               </w:rPr>
             </w:pPr>
+            <w:r>
+              <w:t>1. Identify one specific challenge you faced in this exploration and what you did to overcome it.</w:t>
+            </w:r>
+            <w:r>
+              <w:t xml:space="preserve"> </w:t>
+            </w:r>
+            <w:r>
+              <w:t xml:space="preserve">All my calculations were all one line, so by </w:t>
+            </w:r>
+            <w:r>
+              <w:t>going through all the material given to us including the slides and</w:t>
+            </w:r>
+            <w:r>
+              <w:t xml:space="preserve"> Java practice links. </w:t>
+            </w:r>
+            <w:r>
+              <w:t xml:space="preserve">I ended looking at the “guess number” and saw that what I was missing was the “ln” at the end. </w:t>
+            </w:r>
           </w:p>
         </w:tc>
       </w:tr>
@@ -3764,6 +3790,9 @@
               <w:spacing w:line="240" w:lineRule="auto"/>
               <w:ind w:left="0"/>
             </w:pPr>
+            <w:r>
+              <w:t>I’m willing to ask people to elaborate on certain parts.</w:t>
+            </w:r>
           </w:p>
           <w:p>
             <w:pPr>
@@ -3779,6 +3808,9 @@
               <w:spacing w:line="240" w:lineRule="auto"/>
               <w:ind w:left="0"/>
             </w:pPr>
+            <w:r>
+              <w:t xml:space="preserve">Our teamwork is strong. We go back and forth on ideas and what certain lines mean. </w:t>
+            </w:r>
           </w:p>
           <w:p>
             <w:pPr>
@@ -3787,6 +3819,9 @@
             </w:pPr>
             <w:r>
               <w:t>What is one area you would like to improve about your team working together in class?</w:t>
+            </w:r>
+            <w:r>
+              <w:t xml:space="preserve"> I’d like to be able to contribute more, I feel like I’m behind when it comes to understanding lines of code. </w:t>
             </w:r>
           </w:p>
           <w:p>
@@ -3830,6 +3865,7 @@
               <w:ind w:left="0"/>
             </w:pPr>
             <w:r>
+              <w:lastRenderedPageBreak/>
               <w:t xml:space="preserve">On a scale of 1 to 5 rate yourself on using the following tools and include one thing you understand and one thing you need help </w:t>
             </w:r>
             <w:proofErr w:type="gramStart"/>
@@ -3867,7 +3903,7 @@
               <w:t xml:space="preserve"> </w:t>
             </w:r>
             <w:r>
-              <w:t>3.14</w:t>
+              <w:t>4.5</w:t>
             </w:r>
           </w:p>
           <w:p>
@@ -3890,6 +3926,9 @@
               <w:t>orgin</w:t>
             </w:r>
             <w:proofErr w:type="spellEnd"/>
+            <w:r>
+              <w:t xml:space="preserve"> and pushing</w:t>
+            </w:r>
           </w:p>
           <w:p>
             <w:pPr>
@@ -3923,7 +3962,7 @@
               <w:t xml:space="preserve"> </w:t>
             </w:r>
             <w:r>
-              <w:t>and its purpose</w:t>
+              <w:t>that could possibly help in the future</w:t>
             </w:r>
           </w:p>
           <w:p>
@@ -3966,7 +4005,10 @@
               <w:t>Eclipse rating:</w:t>
             </w:r>
             <w:r>
-              <w:t xml:space="preserve"> 3</w:t>
+              <w:t xml:space="preserve"> </w:t>
+            </w:r>
+            <w:r>
+              <w:t>4</w:t>
             </w:r>
           </w:p>
           <w:p>
@@ -3982,7 +4024,10 @@
               <w:t>I understand how to</w:t>
             </w:r>
             <w:r>
-              <w:t xml:space="preserve"> debug </w:t>
+              <w:t xml:space="preserve"> </w:t>
+            </w:r>
+            <w:r>
+              <w:t>use the debug feature</w:t>
             </w:r>
           </w:p>
           <w:p>
@@ -3995,19 +4040,19 @@
               <w:ind w:firstLine="360"/>
             </w:pPr>
             <w:r>
-              <w:t xml:space="preserve">I need help </w:t>
-            </w:r>
-            <w:proofErr w:type="gramStart"/>
-            <w:r>
-              <w:t>on</w:t>
-            </w:r>
-            <w:proofErr w:type="gramEnd"/>
-            <w:r>
-              <w:t xml:space="preserve"> </w:t>
-            </w:r>
-            <w:r>
-              <w:t>writing code and fixing issues</w:t>
-            </w:r>
+              <w:t>I need</w:t>
+            </w:r>
+            <w:r>
+              <w:t xml:space="preserve"> to </w:t>
+            </w:r>
+            <w:r>
+              <w:t xml:space="preserve">practice making new projects without using the </w:t>
+            </w:r>
+            <w:proofErr w:type="spellStart"/>
+            <w:r>
+              <w:t>cheatsheet</w:t>
+            </w:r>
+            <w:proofErr w:type="spellEnd"/>
           </w:p>
           <w:p>
             <w:pPr>
@@ -4043,6 +4088,7 @@
               <w:ind w:left="0"/>
             </w:pPr>
             <w:r>
+              <w:lastRenderedPageBreak/>
               <w:t>4. Now that you are submitting your first Guided Exploration</w:t>
             </w:r>
           </w:p>
@@ -4058,32 +4104,16 @@
             <w:r>
               <w:t xml:space="preserve">What do you wish you would have asked for help on or what did you get help on? </w:t>
             </w:r>
+            <w:r>
+              <w:t>For “</w:t>
+            </w:r>
             <w:proofErr w:type="spellStart"/>
             <w:r>
-              <w:t>System.out.println</w:t>
+              <w:t>FinalGradeCalculation</w:t>
             </w:r>
             <w:proofErr w:type="spellEnd"/>
             <w:r>
-              <w:t xml:space="preserve"> and how </w:t>
-            </w:r>
-            <w:proofErr w:type="spellStart"/>
-            <w:r>
-              <w:t>its</w:t>
-            </w:r>
-            <w:proofErr w:type="spellEnd"/>
-            <w:r>
-              <w:t xml:space="preserve"> really used. </w:t>
-            </w:r>
-            <w:proofErr w:type="gramStart"/>
-            <w:r>
-              <w:t>Also</w:t>
-            </w:r>
-            <w:proofErr w:type="gramEnd"/>
-            <w:r>
-              <w:t xml:space="preserve"> the </w:t>
-            </w:r>
-            <w:r>
-              <w:t>adding comments</w:t>
+              <w:t>” I should’ve gotten clarification on how to make my variables a typable input through the console so that the grade can be changed.</w:t>
             </w:r>
           </w:p>
           <w:p>
@@ -4096,7 +4126,6 @@
               <w:ind w:firstLine="360"/>
             </w:pPr>
             <w:r>
-              <w:lastRenderedPageBreak/>
               <w:t xml:space="preserve">How was your time management? Did you have to do a </w:t>
             </w:r>
             <w:proofErr w:type="gramStart"/>
@@ -4108,21 +4137,15 @@
               <w:t xml:space="preserve"> the day it was due? </w:t>
             </w:r>
             <w:r>
-              <w:t xml:space="preserve">Time management was terrible. </w:t>
+              <w:t xml:space="preserve">My time management was alright, I think I need to spend more time </w:t>
             </w:r>
             <w:proofErr w:type="gramStart"/>
             <w:r>
-              <w:t>Did</w:t>
+              <w:t>in</w:t>
             </w:r>
             <w:proofErr w:type="gramEnd"/>
             <w:r>
-              <w:t xml:space="preserve"> a lot the day it was due</w:t>
-            </w:r>
-            <w:r>
-              <w:t xml:space="preserve">. I should’ve read the entirety </w:t>
-            </w:r>
-            <w:r>
-              <w:t>of the page.</w:t>
+              <w:t xml:space="preserve"> my tech doc.</w:t>
             </w:r>
           </w:p>
           <w:p>
@@ -4154,19 +4177,14 @@
             <w:r>
               <w:t xml:space="preserve"> the </w:t>
             </w:r>
-            <w:proofErr w:type="gramStart"/>
-            <w:r>
-              <w:t>week</w:t>
-            </w:r>
-            <w:proofErr w:type="gramEnd"/>
+            <w:r>
+              <w:t>week,</w:t>
+            </w:r>
             <w:r>
               <w:t xml:space="preserve"> but I am </w:t>
             </w:r>
             <w:r>
               <w:t>learning a lot of new things.</w:t>
-            </w:r>
-            <w:r>
-              <w:tab/>
             </w:r>
           </w:p>
           <w:p>

--- a/Assignments/GE M01 Programming Fundamentals and Tools S26.docx
+++ b/Assignments/GE M01 Programming Fundamentals and Tools S26.docx
@@ -42,15 +42,7 @@
         <w:t xml:space="preserve">Due Date: </w:t>
       </w:r>
       <w:r>
-        <w:t xml:space="preserve">  Due date listed in </w:t>
-      </w:r>
-      <w:proofErr w:type="gramStart"/>
-      <w:r>
-        <w:t>Canvas</w:t>
-      </w:r>
-      <w:proofErr w:type="gramEnd"/>
-      <w:r>
-        <w:t xml:space="preserve"> but some sections will be due as class participation before the final due date. Create Calendar reminders</w:t>
+        <w:t xml:space="preserve">  Due date listed in Canvas but some sections will be due as class participation before the final due date. Create Calendar reminders</w:t>
       </w:r>
     </w:p>
     <w:p>
@@ -61,23 +53,7 @@
         </w:numPr>
       </w:pPr>
       <w:r>
-        <w:t xml:space="preserve">Final submission will be accepted up to 24 hours after the due date with a 10% penalty. Meaning if you turn it in at 12:01 </w:t>
-      </w:r>
-      <w:proofErr w:type="gramStart"/>
-      <w:r>
-        <w:t>am of</w:t>
-      </w:r>
-      <w:proofErr w:type="gramEnd"/>
-      <w:r>
-        <w:t xml:space="preserve"> the next </w:t>
-      </w:r>
-      <w:proofErr w:type="gramStart"/>
-      <w:r>
-        <w:t>day  you</w:t>
-      </w:r>
-      <w:proofErr w:type="gramEnd"/>
-      <w:r>
-        <w:t xml:space="preserve"> will be deducted 10% of the total points from your score. </w:t>
+        <w:t xml:space="preserve">Final submission will be accepted up to 24 hours after the due date with a 10% penalty. Meaning if you turn it in at 12:01 am of the next day  you will be deducted 10% of the total points from your score. </w:t>
       </w:r>
     </w:p>
     <w:p>
@@ -88,15 +64,7 @@
         </w:numPr>
       </w:pPr>
       <w:r>
-        <w:t xml:space="preserve">If the assignment is more than 24 hours late, it will be </w:t>
-      </w:r>
-      <w:proofErr w:type="gramStart"/>
-      <w:r>
-        <w:t>a 0</w:t>
-      </w:r>
-      <w:proofErr w:type="gramEnd"/>
-      <w:r>
-        <w:t xml:space="preserve">. </w:t>
+        <w:t xml:space="preserve">If the assignment is more than 24 hours late, it will be a 0. </w:t>
       </w:r>
     </w:p>
     <w:p>
@@ -198,27 +166,7 @@
             <w:u w:val="single"/>
             <w:shd w:val="clear" w:color="auto" w:fill="D9EAD3"/>
           </w:rPr>
-          <w:t xml:space="preserve">2.1 Explore </w:t>
-        </w:r>
-        <w:proofErr w:type="spellStart"/>
-        <w:r>
-          <w:rPr>
-            <w:rFonts w:ascii="Arial" w:eastAsia="Arial" w:hAnsi="Arial" w:cs="Arial"/>
-            <w:color w:val="1155CC"/>
-            <w:u w:val="single"/>
-            <w:shd w:val="clear" w:color="auto" w:fill="D9EAD3"/>
-          </w:rPr>
-          <w:t>GuessNumber</w:t>
-        </w:r>
-        <w:proofErr w:type="spellEnd"/>
-        <w:r>
-          <w:rPr>
-            <w:rFonts w:ascii="Arial" w:eastAsia="Arial" w:hAnsi="Arial" w:cs="Arial"/>
-            <w:color w:val="1155CC"/>
-            <w:u w:val="single"/>
-            <w:shd w:val="clear" w:color="auto" w:fill="D9EAD3"/>
-          </w:rPr>
-          <w:t xml:space="preserve"> Code</w:t>
+          <w:t>2.1 Explore GuessNumber Code</w:t>
         </w:r>
       </w:hyperlink>
     </w:p>
@@ -306,22 +254,10 @@
           <w:b/>
           <w:bCs/>
         </w:rPr>
-        <w:t>Effort</w:t>
-      </w:r>
-      <w:proofErr w:type="gramStart"/>
-      <w:r>
-        <w:rPr>
-          <w:b/>
-          <w:bCs/>
-        </w:rPr>
-        <w:t xml:space="preserve">: </w:t>
-      </w:r>
-      <w:r>
-        <w:t xml:space="preserve"> You</w:t>
-      </w:r>
-      <w:proofErr w:type="gramEnd"/>
-      <w:r>
-        <w:t xml:space="preserve"> are encouraged to collaborate to discuss concepts and explore writing code together. Remember </w:t>
+        <w:t xml:space="preserve">Effort: </w:t>
+      </w:r>
+      <w:r>
+        <w:t xml:space="preserve"> You are encouraged to collaborate to discuss concepts and explore writing code together. Remember </w:t>
       </w:r>
     </w:p>
     <w:p>
@@ -376,23 +312,7 @@
     <w:p/>
     <w:p>
       <w:r>
-        <w:t xml:space="preserve">If you download this as a word document and you have any problems typing your answer </w:t>
-      </w:r>
-      <w:proofErr w:type="gramStart"/>
-      <w:r>
-        <w:t>in</w:t>
-      </w:r>
-      <w:proofErr w:type="gramEnd"/>
-      <w:r>
-        <w:t xml:space="preserve"> the </w:t>
-      </w:r>
-      <w:proofErr w:type="gramStart"/>
-      <w:r>
-        <w:t>tables</w:t>
-      </w:r>
-      <w:proofErr w:type="gramEnd"/>
-      <w:r>
-        <w:t xml:space="preserve"> you must click on 3 dots and remove content control.</w:t>
+        <w:t>If you download this as a word document and you have any problems typing your answer in the tables you must click on 3 dots and remove content control.</w:t>
       </w:r>
     </w:p>
     <w:p>
@@ -778,23 +698,7 @@
     </w:p>
     <w:p>
       <w:r>
-        <w:t xml:space="preserve">The reality of computer science is that there are so many languages, technologies and methodologies available and it is constantly evolving with new ones. </w:t>
-      </w:r>
-      <w:proofErr w:type="gramStart"/>
-      <w:r>
-        <w:t>So</w:t>
-      </w:r>
-      <w:proofErr w:type="gramEnd"/>
-      <w:r>
-        <w:t xml:space="preserve"> the goal is not just to understand the current technologies but </w:t>
-      </w:r>
-      <w:proofErr w:type="gramStart"/>
-      <w:r>
-        <w:t>developing</w:t>
-      </w:r>
-      <w:proofErr w:type="gramEnd"/>
-      <w:r>
-        <w:t xml:space="preserve"> skills to learn any new technology.</w:t>
+        <w:t>The reality of computer science is that there are so many languages, technologies and methodologies available and it is constantly evolving with new ones. So the goal is not just to understand the current technologies but developing skills to learn any new technology.</w:t>
       </w:r>
     </w:p>
     <w:p>
@@ -877,23 +781,7 @@
               <w:ind w:left="0"/>
             </w:pPr>
             <w:r>
-              <w:t xml:space="preserve">Adaptability and Resilience would be my strengths. For 4 years of my </w:t>
-            </w:r>
-            <w:proofErr w:type="gramStart"/>
-            <w:r>
-              <w:t>life</w:t>
-            </w:r>
-            <w:proofErr w:type="gramEnd"/>
-            <w:r>
-              <w:t xml:space="preserve"> I was told “We adapt and overcome. We are Marines</w:t>
-            </w:r>
-            <w:proofErr w:type="gramStart"/>
-            <w:r>
-              <w:t>”,  and</w:t>
-            </w:r>
-            <w:proofErr w:type="gramEnd"/>
-            <w:r>
-              <w:t xml:space="preserve"> I feel Resilience comes hand in hand with that. I’m okay with messing up and figuring out where it went wrong or being told I am incorrect and learning from it keeping a positive attitude.</w:t>
+              <w:t>Adaptability and Resilience would be my strengths. For 4 years of my life I was told “We adapt and overcome. We are Marines”,  and I feel Resilience comes hand in hand with that. I’m okay with messing up and figuring out where it went wrong or being told I am incorrect and learning from it keeping a positive attitude.</w:t>
             </w:r>
           </w:p>
         </w:tc>
@@ -915,38 +803,17 @@
               <w:spacing w:line="240" w:lineRule="auto"/>
               <w:ind w:left="0"/>
             </w:pPr>
-            <w:proofErr w:type="gramStart"/>
-            <w:r>
-              <w:t>2  Pick</w:t>
-            </w:r>
-            <w:proofErr w:type="gramEnd"/>
-            <w:r>
-              <w:t xml:space="preserve"> two of the 10 skills you think are most difficult for you and something you can do to try and improve in that area this semester.</w:t>
-            </w:r>
-          </w:p>
-          <w:p>
-            <w:pPr>
-              <w:spacing w:line="240" w:lineRule="auto"/>
-              <w:ind w:left="0"/>
-            </w:pPr>
-            <w:r>
-              <w:t xml:space="preserve">Giving and receiving feedback as well as Empathy. I am fine with receiving but giving feedback I am lackluster in. With that, I grew up and then worked in a “tough love” </w:t>
-            </w:r>
-            <w:proofErr w:type="gramStart"/>
-            <w:r>
-              <w:t>environment</w:t>
-            </w:r>
-            <w:proofErr w:type="gramEnd"/>
-            <w:r>
-              <w:t xml:space="preserve"> so I </w:t>
-            </w:r>
-            <w:proofErr w:type="gramStart"/>
-            <w:r>
-              <w:t>have to</w:t>
-            </w:r>
-            <w:proofErr w:type="gramEnd"/>
-            <w:r>
-              <w:t xml:space="preserve"> be more aware of how people feel. </w:t>
+            <w:r>
+              <w:t>2  Pick two of the 10 skills you think are most difficult for you and something you can do to try and improve in that area this semester.</w:t>
+            </w:r>
+          </w:p>
+          <w:p>
+            <w:pPr>
+              <w:spacing w:line="240" w:lineRule="auto"/>
+              <w:ind w:left="0"/>
+            </w:pPr>
+            <w:r>
+              <w:t xml:space="preserve">Giving and receiving feedback as well as Empathy. I am fine with receiving but giving feedback I am lackluster in. With that, I grew up and then worked in a “tough love” environment so I have to be more aware of how people feel. </w:t>
             </w:r>
           </w:p>
         </w:tc>
@@ -979,39 +846,7 @@
             <w:color w:val="1155CC"/>
             <w:u w:val="single"/>
           </w:rPr>
-          <w:t xml:space="preserve">Train Ugly - How </w:t>
-        </w:r>
-        <w:proofErr w:type="gramStart"/>
-        <w:r>
-          <w:rPr>
-            <w:color w:val="1155CC"/>
-            <w:u w:val="single"/>
-          </w:rPr>
-          <w:t>To</w:t>
-        </w:r>
-        <w:proofErr w:type="gramEnd"/>
-        <w:r>
-          <w:rPr>
-            <w:color w:val="1155CC"/>
-            <w:u w:val="single"/>
-          </w:rPr>
-          <w:t xml:space="preserve"> Get More Out </w:t>
-        </w:r>
-        <w:proofErr w:type="gramStart"/>
-        <w:r>
-          <w:rPr>
-            <w:color w:val="1155CC"/>
-            <w:u w:val="single"/>
-          </w:rPr>
-          <w:t>Of</w:t>
-        </w:r>
-        <w:proofErr w:type="gramEnd"/>
-        <w:r>
-          <w:rPr>
-            <w:color w:val="1155CC"/>
-            <w:u w:val="single"/>
-          </w:rPr>
-          <w:t xml:space="preserve"> Your Practice</w:t>
+          <w:t>Train Ugly - How To Get More Out Of Your Practice</w:t>
         </w:r>
       </w:hyperlink>
       <w:r>
@@ -1083,15 +918,7 @@
               <w:ind w:left="0"/>
             </w:pPr>
             <w:r>
-              <w:t xml:space="preserve">Explain desirable difficulties and how you think it relates to </w:t>
-            </w:r>
-            <w:proofErr w:type="gramStart"/>
-            <w:r>
-              <w:t>the learning</w:t>
-            </w:r>
-            <w:proofErr w:type="gramEnd"/>
-            <w:r>
-              <w:t xml:space="preserve"> in this class and in your future career.</w:t>
+              <w:t>Explain desirable difficulties and how you think it relates to the learning in this class and in your future career.</w:t>
             </w:r>
           </w:p>
           <w:p>
@@ -1252,42 +1079,10 @@
               <w:t>Think out issues I’m having</w:t>
             </w:r>
             <w:r>
-              <w:t xml:space="preserve">, get help from others when I need </w:t>
-            </w:r>
-            <w:proofErr w:type="gramStart"/>
-            <w:r>
-              <w:t>it</w:t>
-            </w:r>
-            <w:proofErr w:type="gramEnd"/>
-            <w:r>
-              <w:t xml:space="preserve">, and if I do decide to use AI tools, then use them in </w:t>
-            </w:r>
-            <w:proofErr w:type="gramStart"/>
-            <w:r>
-              <w:t>a form</w:t>
-            </w:r>
-            <w:proofErr w:type="gramEnd"/>
-            <w:r>
-              <w:t xml:space="preserve"> of asking questions to understand what I </w:t>
-            </w:r>
-            <w:proofErr w:type="gramStart"/>
-            <w:r>
-              <w:t>am needing</w:t>
-            </w:r>
-            <w:proofErr w:type="gramEnd"/>
-            <w:r>
-              <w:t xml:space="preserve"> help with. Not just for the answer. I do this with </w:t>
-            </w:r>
-            <w:r>
-              <w:t xml:space="preserve">my math </w:t>
-            </w:r>
-            <w:proofErr w:type="gramStart"/>
-            <w:r>
-              <w:t>classes,</w:t>
-            </w:r>
-            <w:proofErr w:type="gramEnd"/>
-            <w:r>
-              <w:t xml:space="preserve"> I ask AI to break down a problem and if there are parts I don’t understand then I ask AI to </w:t>
+              <w:t xml:space="preserve">, get help from others when I need it, and if I do decide to use AI tools, then use them in a form of asking questions to understand what I am needing help with. Not just for the answer. I do this with </w:t>
+            </w:r>
+            <w:r>
+              <w:t xml:space="preserve">my math classes, I ask AI to break down a problem and if there are parts I don’t understand then I ask AI to </w:t>
             </w:r>
             <w:r>
               <w:t>elaborate on the specifics.</w:t>
@@ -1404,23 +1199,7 @@
         <w:ind w:left="990"/>
       </w:pPr>
       <w:r>
-        <w:t xml:space="preserve">"You can’t just build an algorithm, put it on a shelf and decide whether you think it’s good or bad completely in isolation. You </w:t>
-      </w:r>
-      <w:proofErr w:type="gramStart"/>
-      <w:r>
-        <w:t>have to</w:t>
-      </w:r>
-      <w:proofErr w:type="gramEnd"/>
-      <w:r>
-        <w:t xml:space="preserve"> think about how that algorithm </w:t>
-      </w:r>
-      <w:proofErr w:type="gramStart"/>
-      <w:r>
-        <w:t>actually integrates</w:t>
-      </w:r>
-      <w:proofErr w:type="gramEnd"/>
-      <w:r>
-        <w:t xml:space="preserve"> with the world that you’re embedding in." Hannah Fry</w:t>
+        <w:t>"You can’t just build an algorithm, put it on a shelf and decide whether you think it’s good or bad completely in isolation. You have to think about how that algorithm actually integrates with the world that you’re embedding in." Hannah Fry</w:t>
       </w:r>
     </w:p>
     <w:p>
@@ -1547,15 +1326,7 @@
               <w:ind w:left="0"/>
             </w:pPr>
             <w:r>
-              <w:t xml:space="preserve">2. Summarize the four main categories of </w:t>
-            </w:r>
-            <w:proofErr w:type="gramStart"/>
-            <w:r>
-              <w:t>real world</w:t>
-            </w:r>
-            <w:proofErr w:type="gramEnd"/>
-            <w:r>
-              <w:t xml:space="preserve"> tasks that algorithms are doing.</w:t>
+              <w:t>2. Summarize the four main categories of real world tasks that algorithms are doing.</w:t>
             </w:r>
           </w:p>
           <w:p>
@@ -1608,15 +1379,7 @@
               <w:t xml:space="preserve">It can have biases </w:t>
             </w:r>
             <w:r>
-              <w:t>and can have moral issues (discussed in a philosophy class</w:t>
-            </w:r>
-            <w:proofErr w:type="gramStart"/>
-            <w:r>
-              <w:t>)</w:t>
-            </w:r>
-            <w:proofErr w:type="gramEnd"/>
-            <w:r>
-              <w:t xml:space="preserve"> but they are faster </w:t>
+              <w:t xml:space="preserve">and can have moral issues (discussed in a philosophy class) but they are faster </w:t>
             </w:r>
             <w:r>
               <w:t>and can recognize patterns</w:t>
@@ -1643,15 +1406,7 @@
               <w:ind w:left="0"/>
             </w:pPr>
             <w:r>
-              <w:t>4</w:t>
-            </w:r>
-            <w:proofErr w:type="gramStart"/>
-            <w:r>
-              <w:t>.  What</w:t>
-            </w:r>
-            <w:proofErr w:type="gramEnd"/>
-            <w:r>
-              <w:t xml:space="preserve"> can happen when we only rely on machines to make decisions for us?</w:t>
+              <w:t>4.  What can happen when we only rely on machines to make decisions for us?</w:t>
             </w:r>
           </w:p>
           <w:p>
@@ -1756,15 +1511,7 @@
         </w:numPr>
       </w:pPr>
       <w:r>
-        <w:t xml:space="preserve">Put in your git repository after you set up git and </w:t>
-      </w:r>
-      <w:proofErr w:type="spellStart"/>
-      <w:r>
-        <w:t>github</w:t>
-      </w:r>
-      <w:proofErr w:type="spellEnd"/>
-      <w:r>
-        <w:t xml:space="preserve">. </w:t>
+        <w:t xml:space="preserve">Put in your git repository after you set up git and github. </w:t>
       </w:r>
     </w:p>
     <w:p>
@@ -1957,15 +1704,7 @@
         </w:numPr>
       </w:pPr>
       <w:r>
-        <w:t xml:space="preserve">Git and </w:t>
-      </w:r>
-      <w:proofErr w:type="spellStart"/>
-      <w:r>
-        <w:t>Github</w:t>
-      </w:r>
-      <w:proofErr w:type="spellEnd"/>
-      <w:r>
-        <w:t xml:space="preserve"> Version Control </w:t>
+        <w:t xml:space="preserve">Git and Github Version Control </w:t>
       </w:r>
     </w:p>
     <w:p>
@@ -1985,23 +1724,7 @@
         </w:r>
       </w:hyperlink>
       <w:r>
-        <w:t xml:space="preserve"> </w:t>
-      </w:r>
-      <w:proofErr w:type="gramStart"/>
-      <w:r>
-        <w:t>-  Download</w:t>
-      </w:r>
-      <w:proofErr w:type="gramEnd"/>
-      <w:r>
-        <w:t xml:space="preserve"> and put in your </w:t>
-      </w:r>
-      <w:proofErr w:type="spellStart"/>
-      <w:r>
-        <w:t>github</w:t>
-      </w:r>
-      <w:proofErr w:type="spellEnd"/>
-      <w:r>
-        <w:t xml:space="preserve"> Resources Folder</w:t>
+        <w:t xml:space="preserve"> -  Download and put in your github Resources Folder</w:t>
       </w:r>
     </w:p>
     <w:p>
@@ -2021,15 +1744,7 @@
         </w:r>
       </w:hyperlink>
       <w:r>
-        <w:t xml:space="preserve">  - Download and put in your </w:t>
-      </w:r>
-      <w:proofErr w:type="spellStart"/>
-      <w:r>
-        <w:t>github</w:t>
-      </w:r>
-      <w:proofErr w:type="spellEnd"/>
-      <w:r>
-        <w:t xml:space="preserve"> Resources Folder</w:t>
+        <w:t xml:space="preserve">  - Download and put in your github Resources Folder</w:t>
       </w:r>
     </w:p>
     <w:p>
@@ -2039,15 +1754,7 @@
       <w:bookmarkStart w:id="7" w:name="_scfzcs8s4ymj" w:colFirst="0" w:colLast="0"/>
       <w:bookmarkEnd w:id="7"/>
       <w:r>
-        <w:t xml:space="preserve">2.1 Explore </w:t>
-      </w:r>
-      <w:proofErr w:type="spellStart"/>
-      <w:r>
-        <w:t>GuessNumber</w:t>
-      </w:r>
-      <w:proofErr w:type="spellEnd"/>
-      <w:r>
-        <w:t xml:space="preserve"> Code</w:t>
+        <w:t>2.1 Explore GuessNumber Code</w:t>
       </w:r>
     </w:p>
     <w:p>
@@ -2063,21 +1770,7 @@
         <w:rPr>
           <w:shd w:val="clear" w:color="auto" w:fill="D9D2E9"/>
         </w:rPr>
-        <w:t>Come to office hours if you need help setting up your environment to use Eclipse and Git/</w:t>
-      </w:r>
-      <w:proofErr w:type="spellStart"/>
-      <w:r>
-        <w:rPr>
-          <w:shd w:val="clear" w:color="auto" w:fill="D9D2E9"/>
-        </w:rPr>
-        <w:t>Github</w:t>
-      </w:r>
-      <w:proofErr w:type="spellEnd"/>
-      <w:r>
-        <w:rPr>
-          <w:shd w:val="clear" w:color="auto" w:fill="D9D2E9"/>
-        </w:rPr>
-        <w:t xml:space="preserve">. </w:t>
+        <w:t xml:space="preserve">Come to office hours if you need help setting up your environment to use Eclipse and Git/Github. </w:t>
       </w:r>
     </w:p>
     <w:p>
@@ -2170,15 +1863,7 @@
         </w:r>
       </w:hyperlink>
       <w:r>
-        <w:t xml:space="preserve"> if you do not have your environment set up. </w:t>
-      </w:r>
-      <w:proofErr w:type="gramStart"/>
-      <w:r>
-        <w:t>Select  java</w:t>
-      </w:r>
-      <w:proofErr w:type="gramEnd"/>
-      <w:r>
-        <w:t xml:space="preserve"> and paste code so you can edit, run, add comments and step through code.</w:t>
+        <w:t xml:space="preserve"> if you do not have your environment set up. Select  java and paste code so you can edit, run, add comments and step through code.</w:t>
       </w:r>
     </w:p>
     <w:p>
@@ -2245,15 +1930,7 @@
         </w:numPr>
       </w:pPr>
       <w:r>
-        <w:t xml:space="preserve">Version your guess number and technical document locally and then back up on your </w:t>
-      </w:r>
-      <w:proofErr w:type="spellStart"/>
-      <w:r>
-        <w:t>github</w:t>
-      </w:r>
-      <w:proofErr w:type="spellEnd"/>
-      <w:r>
-        <w:t xml:space="preserve"> cloud server.</w:t>
+        <w:t>Version your guess number and technical document locally and then back up on your github cloud server.</w:t>
       </w:r>
     </w:p>
     <w:p>
@@ -2600,23 +2277,7 @@
             </w:pPr>
             <w:r>
               <w:lastRenderedPageBreak/>
-              <w:t xml:space="preserve">I used </w:t>
-            </w:r>
-            <w:proofErr w:type="gramStart"/>
-            <w:r>
-              <w:t>google</w:t>
-            </w:r>
-            <w:proofErr w:type="gramEnd"/>
-            <w:r>
-              <w:t xml:space="preserve">, </w:t>
-            </w:r>
-            <w:proofErr w:type="spellStart"/>
-            <w:r>
-              <w:t>Chatgpt</w:t>
-            </w:r>
-            <w:proofErr w:type="spellEnd"/>
-            <w:r>
-              <w:t>,</w:t>
+              <w:t>I used google, Chatgpt,</w:t>
             </w:r>
             <w:r>
               <w:t xml:space="preserve"> and the “quick fix” option to </w:t>
@@ -2663,15 +2324,7 @@
             </w:pPr>
             <w:r>
               <w:lastRenderedPageBreak/>
-              <w:t xml:space="preserve">4. Take a screenshot to show your GuessNumber.java file in your repo on the </w:t>
-            </w:r>
-            <w:proofErr w:type="spellStart"/>
-            <w:r>
-              <w:t>Github</w:t>
-            </w:r>
-            <w:proofErr w:type="spellEnd"/>
-            <w:r>
-              <w:t xml:space="preserve"> Cloud Server.</w:t>
+              <w:t>4. Take a screenshot to show your GuessNumber.java file in your repo on the Github Cloud Server.</w:t>
             </w:r>
           </w:p>
           <w:p>
@@ -2687,6 +2340,43 @@
               <w:spacing w:line="240" w:lineRule="auto"/>
               <w:ind w:left="0"/>
             </w:pPr>
+            <w:r>
+              <w:drawing>
+                <wp:inline distT="0" distB="0" distL="0" distR="0" wp14:anchorId="5D7B69E0" wp14:editId="6299A9B0">
+                  <wp:extent cx="5359400" cy="2483485"/>
+                  <wp:effectExtent l="0" t="0" r="0" b="0"/>
+                  <wp:docPr id="187481235" name="Picture 1"/>
+                  <wp:cNvGraphicFramePr>
+                    <a:graphicFrameLocks xmlns:a="http://schemas.openxmlformats.org/drawingml/2006/main" noChangeAspect="1"/>
+                  </wp:cNvGraphicFramePr>
+                  <a:graphic xmlns:a="http://schemas.openxmlformats.org/drawingml/2006/main">
+                    <a:graphicData uri="http://schemas.openxmlformats.org/drawingml/2006/picture">
+                      <pic:pic xmlns:pic="http://schemas.openxmlformats.org/drawingml/2006/picture">
+                        <pic:nvPicPr>
+                          <pic:cNvPr id="187481235" name=""/>
+                          <pic:cNvPicPr/>
+                        </pic:nvPicPr>
+                        <pic:blipFill>
+                          <a:blip r:embed="rId29"/>
+                          <a:stretch>
+                            <a:fillRect/>
+                          </a:stretch>
+                        </pic:blipFill>
+                        <pic:spPr>
+                          <a:xfrm>
+                            <a:off x="0" y="0"/>
+                            <a:ext cx="5359400" cy="2483485"/>
+                          </a:xfrm>
+                          <a:prstGeom prst="rect">
+                            <a:avLst/>
+                          </a:prstGeom>
+                        </pic:spPr>
+                      </pic:pic>
+                    </a:graphicData>
+                  </a:graphic>
+                </wp:inline>
+              </w:drawing>
+            </w:r>
           </w:p>
           <w:p>
             <w:pPr>
@@ -2702,15 +2392,7 @@
               <w:ind w:left="0"/>
             </w:pPr>
             <w:r>
-              <w:t xml:space="preserve">Explain why only the java file is </w:t>
-            </w:r>
-            <w:proofErr w:type="gramStart"/>
-            <w:r>
-              <w:t>showing</w:t>
-            </w:r>
-            <w:proofErr w:type="gramEnd"/>
-            <w:r>
-              <w:t xml:space="preserve"> in the repos and not the class file.</w:t>
+              <w:t>Explain why only the java file is showing in the repos and not the class file.</w:t>
             </w:r>
           </w:p>
         </w:tc>
@@ -2763,7 +2445,7 @@
         </w:rPr>
         <w:t xml:space="preserve">Use the </w:t>
       </w:r>
-      <w:hyperlink r:id="rId29" w:anchor="slide=id.g3782023f337_0_284">
+      <w:hyperlink r:id="rId30" w:anchor="slide=id.g3782023f337_0_284">
         <w:r>
           <w:rPr>
             <w:color w:val="0000FF"/>
@@ -2924,23 +2606,24 @@
                 <w:sz w:val="20"/>
                 <w:szCs w:val="20"/>
               </w:rPr>
-              <w:t xml:space="preserve"> </w:t>
-            </w:r>
-            <w:proofErr w:type="gramStart"/>
-            <w:r>
+              <w:t xml:space="preserve"> *  Name: [YOUR NAME]</w:t>
+            </w:r>
+          </w:p>
+          <w:p>
+            <w:pPr>
+              <w:spacing w:line="240" w:lineRule="auto"/>
+              <w:ind w:left="0"/>
               <w:rPr>
                 <w:sz w:val="20"/>
                 <w:szCs w:val="20"/>
               </w:rPr>
-              <w:t>*  Name</w:t>
-            </w:r>
-            <w:proofErr w:type="gramEnd"/>
+            </w:pPr>
             <w:r>
               <w:rPr>
                 <w:sz w:val="20"/>
                 <w:szCs w:val="20"/>
               </w:rPr>
-              <w:t>: [YOUR NAME]</w:t>
+              <w:t xml:space="preserve"> *  Class: CS1050 (M/W or T/TH)</w:t>
             </w:r>
           </w:p>
           <w:p>
@@ -2952,6 +2635,77 @@
                 <w:szCs w:val="20"/>
               </w:rPr>
             </w:pPr>
+            <w:r>
+              <w:rPr>
+                <w:sz w:val="20"/>
+                <w:szCs w:val="20"/>
+              </w:rPr>
+              <w:t xml:space="preserve"> *  Description: Guided Exploration 01      </w:t>
+            </w:r>
+          </w:p>
+          <w:p>
+            <w:pPr>
+              <w:spacing w:line="240" w:lineRule="auto"/>
+              <w:ind w:left="0"/>
+              <w:rPr>
+                <w:sz w:val="20"/>
+                <w:szCs w:val="20"/>
+              </w:rPr>
+            </w:pPr>
+            <w:r>
+              <w:rPr>
+                <w:sz w:val="20"/>
+                <w:szCs w:val="20"/>
+              </w:rPr>
+              <w:t xml:space="preserve"> *  The program will calculate a final grade for this class based on the category weights </w:t>
+            </w:r>
+          </w:p>
+          <w:p>
+            <w:pPr>
+              <w:spacing w:line="240" w:lineRule="auto"/>
+              <w:ind w:left="0"/>
+              <w:rPr>
+                <w:sz w:val="20"/>
+                <w:szCs w:val="20"/>
+              </w:rPr>
+            </w:pPr>
+            <w:r>
+              <w:rPr>
+                <w:sz w:val="20"/>
+                <w:szCs w:val="20"/>
+              </w:rPr>
+              <w:t xml:space="preserve"> */</w:t>
+            </w:r>
+          </w:p>
+          <w:p>
+            <w:pPr>
+              <w:spacing w:line="240" w:lineRule="auto"/>
+              <w:ind w:left="0"/>
+              <w:rPr>
+                <w:sz w:val="20"/>
+                <w:szCs w:val="20"/>
+              </w:rPr>
+            </w:pPr>
+          </w:p>
+          <w:p>
+            <w:pPr>
+              <w:spacing w:line="240" w:lineRule="auto"/>
+              <w:ind w:left="0"/>
+              <w:rPr>
+                <w:sz w:val="20"/>
+                <w:szCs w:val="20"/>
+              </w:rPr>
+            </w:pPr>
+            <w:r>
+              <w:rPr>
+                <w:sz w:val="20"/>
+                <w:szCs w:val="20"/>
+              </w:rPr>
+              <w:t xml:space="preserve">public class </w:t>
+            </w:r>
+            <w:r>
+              <w:t>LastNameFirstNameGE01Calculation</w:t>
+            </w:r>
             <w:r>
               <w:rPr>
                 <w:sz w:val="20"/>
@@ -2959,142 +2713,6 @@
               </w:rPr>
               <w:t xml:space="preserve"> </w:t>
             </w:r>
-            <w:proofErr w:type="gramStart"/>
-            <w:r>
-              <w:rPr>
-                <w:sz w:val="20"/>
-                <w:szCs w:val="20"/>
-              </w:rPr>
-              <w:t>*  Class</w:t>
-            </w:r>
-            <w:proofErr w:type="gramEnd"/>
-            <w:r>
-              <w:rPr>
-                <w:sz w:val="20"/>
-                <w:szCs w:val="20"/>
-              </w:rPr>
-              <w:t>: CS1050 (M/W or T/TH)</w:t>
-            </w:r>
-          </w:p>
-          <w:p>
-            <w:pPr>
-              <w:spacing w:line="240" w:lineRule="auto"/>
-              <w:ind w:left="0"/>
-              <w:rPr>
-                <w:sz w:val="20"/>
-                <w:szCs w:val="20"/>
-              </w:rPr>
-            </w:pPr>
-            <w:r>
-              <w:rPr>
-                <w:sz w:val="20"/>
-                <w:szCs w:val="20"/>
-              </w:rPr>
-              <w:t xml:space="preserve"> </w:t>
-            </w:r>
-            <w:proofErr w:type="gramStart"/>
-            <w:r>
-              <w:rPr>
-                <w:sz w:val="20"/>
-                <w:szCs w:val="20"/>
-              </w:rPr>
-              <w:t>*  Description</w:t>
-            </w:r>
-            <w:proofErr w:type="gramEnd"/>
-            <w:r>
-              <w:rPr>
-                <w:sz w:val="20"/>
-                <w:szCs w:val="20"/>
-              </w:rPr>
-              <w:t xml:space="preserve">: Guided Exploration 01      </w:t>
-            </w:r>
-          </w:p>
-          <w:p>
-            <w:pPr>
-              <w:spacing w:line="240" w:lineRule="auto"/>
-              <w:ind w:left="0"/>
-              <w:rPr>
-                <w:sz w:val="20"/>
-                <w:szCs w:val="20"/>
-              </w:rPr>
-            </w:pPr>
-            <w:r>
-              <w:rPr>
-                <w:sz w:val="20"/>
-                <w:szCs w:val="20"/>
-              </w:rPr>
-              <w:t xml:space="preserve"> </w:t>
-            </w:r>
-            <w:proofErr w:type="gramStart"/>
-            <w:r>
-              <w:rPr>
-                <w:sz w:val="20"/>
-                <w:szCs w:val="20"/>
-              </w:rPr>
-              <w:t>*  The</w:t>
-            </w:r>
-            <w:proofErr w:type="gramEnd"/>
-            <w:r>
-              <w:rPr>
-                <w:sz w:val="20"/>
-                <w:szCs w:val="20"/>
-              </w:rPr>
-              <w:t xml:space="preserve"> program will calculate a final grade for this class based on the category weights </w:t>
-            </w:r>
-          </w:p>
-          <w:p>
-            <w:pPr>
-              <w:spacing w:line="240" w:lineRule="auto"/>
-              <w:ind w:left="0"/>
-              <w:rPr>
-                <w:sz w:val="20"/>
-                <w:szCs w:val="20"/>
-              </w:rPr>
-            </w:pPr>
-            <w:r>
-              <w:rPr>
-                <w:sz w:val="20"/>
-                <w:szCs w:val="20"/>
-              </w:rPr>
-              <w:t xml:space="preserve"> */</w:t>
-            </w:r>
-          </w:p>
-          <w:p>
-            <w:pPr>
-              <w:spacing w:line="240" w:lineRule="auto"/>
-              <w:ind w:left="0"/>
-              <w:rPr>
-                <w:sz w:val="20"/>
-                <w:szCs w:val="20"/>
-              </w:rPr>
-            </w:pPr>
-          </w:p>
-          <w:p>
-            <w:pPr>
-              <w:spacing w:line="240" w:lineRule="auto"/>
-              <w:ind w:left="0"/>
-              <w:rPr>
-                <w:sz w:val="20"/>
-                <w:szCs w:val="20"/>
-              </w:rPr>
-            </w:pPr>
-            <w:r>
-              <w:rPr>
-                <w:sz w:val="20"/>
-                <w:szCs w:val="20"/>
-              </w:rPr>
-              <w:t xml:space="preserve">public class </w:t>
-            </w:r>
-            <w:r>
-              <w:t>LastNameFirstNameGE01Calculation</w:t>
-            </w:r>
-            <w:r>
-              <w:rPr>
-                <w:sz w:val="20"/>
-                <w:szCs w:val="20"/>
-              </w:rPr>
-              <w:t xml:space="preserve"> </w:t>
-            </w:r>
           </w:p>
           <w:p>
             <w:pPr>
@@ -3137,6 +2755,7 @@
                 <w:sz w:val="20"/>
                 <w:szCs w:val="20"/>
               </w:rPr>
+              <w:lastRenderedPageBreak/>
               <w:t xml:space="preserve">     {</w:t>
             </w:r>
           </w:p>
@@ -3250,49 +2869,8 @@
         </w:numPr>
       </w:pPr>
       <w:r>
-        <w:t xml:space="preserve">Use constants for percentage weights and variables for your category grades and final grade.  Do not hardcode values in your </w:t>
-      </w:r>
-      <w:r>
-        <w:lastRenderedPageBreak/>
-        <w:t xml:space="preserve">expression to calculate your final grade. Example of hardcoding (.15 * 95) + </w:t>
-      </w:r>
-      <w:proofErr w:type="gramStart"/>
-      <w:r>
-        <w:t>( .</w:t>
-      </w:r>
-      <w:proofErr w:type="gramEnd"/>
-      <w:r>
-        <w:t xml:space="preserve">2* 92) + </w:t>
-      </w:r>
-      <w:proofErr w:type="gramStart"/>
-      <w:r>
-        <w:t>( .</w:t>
-      </w:r>
-      <w:proofErr w:type="gramEnd"/>
-      <w:r>
-        <w:t xml:space="preserve">25* 88) + </w:t>
-      </w:r>
-      <w:proofErr w:type="gramStart"/>
-      <w:r>
-        <w:t>( .</w:t>
-      </w:r>
-      <w:proofErr w:type="gramEnd"/>
-      <w:r>
-        <w:t>2*</w:t>
-      </w:r>
-      <w:proofErr w:type="gramStart"/>
-      <w:r>
-        <w:t>87 )</w:t>
-      </w:r>
-      <w:proofErr w:type="gramEnd"/>
-      <w:r>
-        <w:t xml:space="preserve"> + (.2 *</w:t>
-      </w:r>
-      <w:proofErr w:type="gramStart"/>
-      <w:r>
-        <w:t>93 )</w:t>
-      </w:r>
-      <w:proofErr w:type="gramEnd"/>
+        <w:t>Use constants for percentage weights and variables for your category grades and final grade.  Do not hardcode values in your expression to calculate your final grade. Example of hardcoding (.15 * 95) + ( .2* 92) + ( .25* 88) + ( .2*87 ) + (.2 *93 )</w:t>
+      </w:r>
     </w:p>
     <w:p>
       <w:pPr>
@@ -3631,7 +3209,6 @@
       <w:r>
         <w:t xml:space="preserve">Display your name and final grade using </w:t>
       </w:r>
-      <w:proofErr w:type="spellStart"/>
       <w:r>
         <w:rPr>
           <w:b/>
@@ -3641,7 +3218,6 @@
         </w:rPr>
         <w:t>System.out.println</w:t>
       </w:r>
-      <w:proofErr w:type="spellEnd"/>
     </w:p>
     <w:p>
       <w:pPr>
@@ -3663,15 +3239,7 @@
         <w:spacing w:line="240" w:lineRule="auto"/>
       </w:pPr>
       <w:r>
-        <w:t xml:space="preserve">Commit your .java code file locally and push your code to </w:t>
-      </w:r>
-      <w:proofErr w:type="spellStart"/>
-      <w:r>
-        <w:t>github</w:t>
-      </w:r>
-      <w:proofErr w:type="spellEnd"/>
-      <w:r>
-        <w:t xml:space="preserve"> remote repository. Make sure you include comments.</w:t>
+        <w:t>Commit your .java code file locally and push your code to github remote repository. Make sure you include comments.</w:t>
       </w:r>
     </w:p>
     <w:p>
@@ -3773,6 +3341,7 @@
               <w:ind w:left="0"/>
             </w:pPr>
             <w:r>
+              <w:lastRenderedPageBreak/>
               <w:t>2. Team Collaboration</w:t>
             </w:r>
           </w:p>
@@ -3865,39 +3434,22 @@
               <w:ind w:left="0"/>
             </w:pPr>
             <w:r>
-              <w:lastRenderedPageBreak/>
-              <w:t xml:space="preserve">On a scale of 1 to 5 rate yourself on using the following tools and include one thing you understand and one thing you need help </w:t>
-            </w:r>
-            <w:proofErr w:type="gramStart"/>
-            <w:r>
-              <w:t>on</w:t>
-            </w:r>
-            <w:proofErr w:type="gramEnd"/>
-            <w:r>
-              <w:t>.</w:t>
-            </w:r>
-          </w:p>
-          <w:p>
-            <w:pPr>
-              <w:spacing w:line="240" w:lineRule="auto"/>
-              <w:ind w:left="0"/>
-            </w:pPr>
-          </w:p>
-          <w:p>
-            <w:pPr>
-              <w:spacing w:line="240" w:lineRule="auto"/>
-              <w:ind w:left="0"/>
-            </w:pPr>
-            <w:r>
-              <w:t>git/</w:t>
-            </w:r>
-            <w:proofErr w:type="spellStart"/>
-            <w:r>
-              <w:t>github</w:t>
-            </w:r>
-            <w:proofErr w:type="spellEnd"/>
-            <w:r>
-              <w:t xml:space="preserve"> rating:</w:t>
+              <w:t>On a scale of 1 to 5 rate yourself on using the following tools and include one thing you understand and one thing you need help on.</w:t>
+            </w:r>
+          </w:p>
+          <w:p>
+            <w:pPr>
+              <w:spacing w:line="240" w:lineRule="auto"/>
+              <w:ind w:left="0"/>
+            </w:pPr>
+          </w:p>
+          <w:p>
+            <w:pPr>
+              <w:spacing w:line="240" w:lineRule="auto"/>
+              <w:ind w:left="0"/>
+            </w:pPr>
+            <w:r>
+              <w:t>git/github rating:</w:t>
             </w:r>
             <w:r>
               <w:t xml:space="preserve"> </w:t>
@@ -3919,13 +3471,8 @@
               <w:t>I understand how to</w:t>
             </w:r>
             <w:r>
-              <w:t xml:space="preserve"> fetch the </w:t>
-            </w:r>
-            <w:proofErr w:type="spellStart"/>
-            <w:r>
-              <w:t>orgin</w:t>
-            </w:r>
-            <w:proofErr w:type="spellEnd"/>
+              <w:t xml:space="preserve"> fetch the orgin</w:t>
+            </w:r>
             <w:r>
               <w:t xml:space="preserve"> and pushing</w:t>
             </w:r>
@@ -3940,26 +3487,10 @@
               <w:ind w:firstLine="360"/>
             </w:pPr>
             <w:r>
-              <w:t xml:space="preserve">I need help </w:t>
-            </w:r>
-            <w:proofErr w:type="gramStart"/>
-            <w:r>
-              <w:t>on</w:t>
-            </w:r>
-            <w:proofErr w:type="gramEnd"/>
-            <w:r>
-              <w:t xml:space="preserve"> </w:t>
-            </w:r>
-            <w:r>
-              <w:t xml:space="preserve">details of </w:t>
-            </w:r>
-            <w:proofErr w:type="spellStart"/>
-            <w:r>
-              <w:t>github</w:t>
-            </w:r>
-            <w:proofErr w:type="spellEnd"/>
-            <w:r>
-              <w:t xml:space="preserve"> </w:t>
+              <w:t xml:space="preserve">I need help on </w:t>
+            </w:r>
+            <w:r>
+              <w:t xml:space="preserve">details of github </w:t>
             </w:r>
             <w:r>
               <w:t>that could possibly help in the future</w:t>
@@ -3977,23 +3508,7 @@
               <w:ind w:left="0"/>
             </w:pPr>
             <w:r>
-              <w:t xml:space="preserve">If you are not using </w:t>
-            </w:r>
-            <w:proofErr w:type="gramStart"/>
-            <w:r>
-              <w:t>Eclipse</w:t>
-            </w:r>
-            <w:proofErr w:type="gramEnd"/>
-            <w:r>
-              <w:t xml:space="preserve"> include what </w:t>
-            </w:r>
-            <w:proofErr w:type="gramStart"/>
-            <w:r>
-              <w:t>IDE</w:t>
-            </w:r>
-            <w:proofErr w:type="gramEnd"/>
-            <w:r>
-              <w:t xml:space="preserve"> you are using</w:t>
+              <w:t>If you are not using Eclipse include what IDE you are using</w:t>
             </w:r>
           </w:p>
           <w:p>
@@ -4046,13 +3561,8 @@
               <w:t xml:space="preserve"> to </w:t>
             </w:r>
             <w:r>
-              <w:t xml:space="preserve">practice making new projects without using the </w:t>
-            </w:r>
-            <w:proofErr w:type="spellStart"/>
-            <w:r>
-              <w:t>cheatsheet</w:t>
-            </w:r>
-            <w:proofErr w:type="spellEnd"/>
+              <w:t>practice making new projects without using the cheatsheet</w:t>
+            </w:r>
           </w:p>
           <w:p>
             <w:pPr>
@@ -4088,7 +3598,6 @@
               <w:ind w:left="0"/>
             </w:pPr>
             <w:r>
-              <w:lastRenderedPageBreak/>
               <w:t>4. Now that you are submitting your first Guided Exploration</w:t>
             </w:r>
           </w:p>
@@ -4105,15 +3614,7 @@
               <w:t xml:space="preserve">What do you wish you would have asked for help on or what did you get help on? </w:t>
             </w:r>
             <w:r>
-              <w:t>For “</w:t>
-            </w:r>
-            <w:proofErr w:type="spellStart"/>
-            <w:r>
-              <w:t>FinalGradeCalculation</w:t>
-            </w:r>
-            <w:proofErr w:type="spellEnd"/>
-            <w:r>
-              <w:t>” I should’ve gotten clarification on how to make my variables a typable input through the console so that the grade can be changed.</w:t>
+              <w:t>For “FinalGradeCalculation” I should’ve gotten clarification on how to make my variables a typable input through the console so that the grade can be changed.</w:t>
             </w:r>
           </w:p>
           <w:p>
@@ -4126,26 +3627,10 @@
               <w:ind w:firstLine="360"/>
             </w:pPr>
             <w:r>
-              <w:t xml:space="preserve">How was your time management? Did you have to do a </w:t>
-            </w:r>
-            <w:proofErr w:type="gramStart"/>
-            <w:r>
-              <w:t>lot</w:t>
-            </w:r>
-            <w:proofErr w:type="gramEnd"/>
-            <w:r>
-              <w:t xml:space="preserve"> the day it was due? </w:t>
-            </w:r>
-            <w:r>
-              <w:t xml:space="preserve">My time management was alright, I think I need to spend more time </w:t>
-            </w:r>
-            <w:proofErr w:type="gramStart"/>
-            <w:r>
-              <w:t>in</w:t>
-            </w:r>
-            <w:proofErr w:type="gramEnd"/>
-            <w:r>
-              <w:t xml:space="preserve"> my tech doc.</w:t>
+              <w:t xml:space="preserve">How was your time management? Did you have to do a lot the day it was due? </w:t>
+            </w:r>
+            <w:r>
+              <w:t>My time management was alright, I think I need to spend more time in my tech doc.</w:t>
             </w:r>
           </w:p>
           <w:p>
@@ -4169,13 +3654,8 @@
             <w:r>
               <w:t xml:space="preserve">spread the workload </w:t>
             </w:r>
-            <w:proofErr w:type="gramStart"/>
-            <w:r>
-              <w:t>across</w:t>
-            </w:r>
-            <w:proofErr w:type="gramEnd"/>
-            <w:r>
-              <w:t xml:space="preserve"> the </w:t>
+            <w:r>
+              <w:t xml:space="preserve">across the </w:t>
             </w:r>
             <w:r>
               <w:t>week,</w:t>
